--- a/Documentation/GDD.docx
+++ b/Documentation/GDD.docx
@@ -25,7 +25,7 @@
           <w:color w:val="AB0000"/>
           <w:sz w:val="28"/>
         </w:rPr>
-        <w:t>&lt;title of your game!&gt;</w:t>
+        <w:t>Last order’s</w:t>
       </w:r>
     </w:p>
     <w:p>
@@ -45,7 +45,7 @@
           <w:color w:val="AB0000"/>
           <w:sz w:val="28"/>
         </w:rPr>
-        <w:t>&lt;your full name&gt;</w:t>
+        <w:t>Jonathan Andrews, Harrison Buck</w:t>
       </w:r>
     </w:p>
     <w:p>
@@ -67,23 +67,82 @@
           <w:color w:val="AB0000"/>
           <w:sz w:val="24"/>
         </w:rPr>
-        <w:t xml:space="preserve">&lt;insert active </w:t>
-      </w:r>
-      <w:proofErr w:type="gramStart"/>
+        <w:t>jonathan.andrews@students.plymouth.ac.uk</w:t>
+      </w:r>
+    </w:p>
+    <w:p/>
+    <w:p>
+      <w:r>
+        <w:rPr>
+          <w:sz w:val="24"/>
+        </w:rPr>
+        <w:t xml:space="preserve">URL for project GIT repo: </w:t>
+      </w:r>
       <w:r>
         <w:rPr>
           <w:color w:val="AB0000"/>
           <w:sz w:val="24"/>
         </w:rPr>
-        <w:t>email  link</w:t>
-      </w:r>
-      <w:proofErr w:type="gramEnd"/>
-      <w:r>
+        <w:t>&lt;insert active link to repo using insert menu&gt;</w:t>
+      </w:r>
+    </w:p>
+    <w:p>
+      <w:pPr>
         <w:rPr>
           <w:color w:val="AB0000"/>
-          <w:sz w:val="24"/>
-        </w:rPr>
-        <w:t>&gt;</w:t>
+        </w:rPr>
+      </w:pPr>
+      <w:r>
+        <w:rPr>
+          <w:sz w:val="24"/>
+        </w:rPr>
+        <w:t xml:space="preserve">URL for project blog: </w:t>
+      </w:r>
+      <w:r>
+        <w:rPr>
+          <w:color w:val="AB0000"/>
+          <w:sz w:val="24"/>
+        </w:rPr>
+        <w:t>&lt;insert active link to blog using insert menu&gt;</w:t>
+      </w:r>
+    </w:p>
+    <w:p>
+      <w:proofErr w:type="spellStart"/>
+      <w:r>
+        <w:rPr>
+          <w:sz w:val="24"/>
+        </w:rPr>
+        <w:t>Youtube</w:t>
+      </w:r>
+      <w:proofErr w:type="spellEnd"/>
+      <w:r>
+        <w:rPr>
+          <w:sz w:val="24"/>
+        </w:rPr>
+        <w:t xml:space="preserve"> link: </w:t>
+      </w:r>
+      <w:r>
+        <w:rPr>
+          <w:color w:val="AB0000"/>
+          <w:sz w:val="24"/>
+        </w:rPr>
+        <w:t xml:space="preserve">&lt;insert active link to </w:t>
+      </w:r>
+      <w:proofErr w:type="spellStart"/>
+      <w:r>
+        <w:rPr>
+          <w:color w:val="AB0000"/>
+          <w:sz w:val="24"/>
+        </w:rPr>
+        <w:t>youtube</w:t>
+      </w:r>
+      <w:proofErr w:type="spellEnd"/>
+      <w:r>
+        <w:rPr>
+          <w:color w:val="AB0000"/>
+          <w:sz w:val="24"/>
+        </w:rPr>
+        <w:t xml:space="preserve"> playthrough using insert menu&gt;</w:t>
       </w:r>
     </w:p>
     <w:p/>
@@ -92,104 +151,36 @@
         <w:rPr>
           <w:sz w:val="24"/>
         </w:rPr>
-        <w:t xml:space="preserve">URL for project GIT repo: </w:t>
+        <w:t xml:space="preserve">Module: </w:t>
       </w:r>
       <w:r>
         <w:rPr>
           <w:color w:val="AB0000"/>
           <w:sz w:val="24"/>
         </w:rPr>
-        <w:t>&lt;insert active link to repo using insert menu&gt;</w:t>
-      </w:r>
-    </w:p>
-    <w:p>
-      <w:pPr>
+        <w:t>COMP3013</w:t>
+      </w:r>
+    </w:p>
+    <w:p>
+      <w:r>
+        <w:rPr>
+          <w:sz w:val="24"/>
+        </w:rPr>
+        <w:t xml:space="preserve">Version </w:t>
+      </w:r>
+      <w:r>
         <w:rPr>
           <w:color w:val="AB0000"/>
-        </w:rPr>
-      </w:pPr>
-      <w:r>
-        <w:rPr>
-          <w:sz w:val="24"/>
-        </w:rPr>
-        <w:t xml:space="preserve">URL for project blog: </w:t>
+          <w:sz w:val="24"/>
+        </w:rPr>
+        <w:t>0.</w:t>
       </w:r>
       <w:r>
         <w:rPr>
           <w:color w:val="AB0000"/>
           <w:sz w:val="24"/>
         </w:rPr>
-        <w:t>&lt;insert active link to blog using insert menu&gt;</w:t>
-      </w:r>
-    </w:p>
-    <w:p>
-      <w:proofErr w:type="spellStart"/>
-      <w:r>
-        <w:rPr>
-          <w:sz w:val="24"/>
-        </w:rPr>
-        <w:t>Youtube</w:t>
-      </w:r>
-      <w:proofErr w:type="spellEnd"/>
-      <w:r>
-        <w:rPr>
-          <w:sz w:val="24"/>
-        </w:rPr>
-        <w:t xml:space="preserve"> link: </w:t>
-      </w:r>
-      <w:r>
-        <w:rPr>
-          <w:color w:val="AB0000"/>
-          <w:sz w:val="24"/>
-        </w:rPr>
-        <w:t xml:space="preserve">&lt;insert active link to </w:t>
-      </w:r>
-      <w:proofErr w:type="spellStart"/>
-      <w:r>
-        <w:rPr>
-          <w:color w:val="AB0000"/>
-          <w:sz w:val="24"/>
-        </w:rPr>
-        <w:t>youtube</w:t>
-      </w:r>
-      <w:proofErr w:type="spellEnd"/>
-      <w:r>
-        <w:rPr>
-          <w:color w:val="AB0000"/>
-          <w:sz w:val="24"/>
-        </w:rPr>
-        <w:t xml:space="preserve"> playthrough using insert menu&gt;</w:t>
-      </w:r>
-    </w:p>
-    <w:p/>
-    <w:p>
-      <w:r>
-        <w:rPr>
-          <w:sz w:val="24"/>
-        </w:rPr>
-        <w:t xml:space="preserve">Module: </w:t>
-      </w:r>
-      <w:r>
-        <w:rPr>
-          <w:color w:val="AB0000"/>
-          <w:sz w:val="24"/>
-        </w:rPr>
-        <w:t>&lt;insert module code AINTXXX&gt;</w:t>
-      </w:r>
-    </w:p>
-    <w:p>
-      <w:r>
-        <w:rPr>
-          <w:sz w:val="24"/>
-        </w:rPr>
-        <w:t xml:space="preserve">Version </w:t>
-      </w:r>
-      <w:r>
-        <w:rPr>
-          <w:color w:val="AB0000"/>
-          <w:sz w:val="24"/>
-        </w:rPr>
-        <w:t>0.0</w:t>
+        <w:t>5</w:t>
       </w:r>
     </w:p>
     <w:p>
@@ -1204,7 +1195,19 @@
         <w:rPr>
           <w:sz w:val="24"/>
         </w:rPr>
-        <w:t>Add ingredients to a drink to complete a recipe. Then move completed drinks to the correct space to complete the order.</w:t>
+        <w:t>Add ingredients to a drink to complete a recipe</w:t>
+      </w:r>
+      <w:r>
+        <w:rPr>
+          <w:sz w:val="24"/>
+        </w:rPr>
+        <w:t xml:space="preserve"> with steps for mixing in the correct order</w:t>
+      </w:r>
+      <w:r>
+        <w:rPr>
+          <w:sz w:val="24"/>
+        </w:rPr>
+        <w:t>. Then move completed drinks to the correct space to complete the order.</w:t>
       </w:r>
     </w:p>
     <w:p>
@@ -1234,7 +1237,248 @@
         <w:rPr>
           <w:sz w:val="24"/>
         </w:rPr>
-        <w:t>Get the bar back to its former glory.</w:t>
+        <w:t>Get the bar back to its former glory</w:t>
+      </w:r>
+      <w:r>
+        <w:rPr>
+          <w:sz w:val="24"/>
+        </w:rPr>
+        <w:t xml:space="preserve"> and satisfy your customers drinking needs.</w:t>
+      </w:r>
+    </w:p>
+    <w:p>
+      <w:r>
+        <w:rPr>
+          <w:sz w:val="24"/>
+        </w:rPr>
+        <w:t xml:space="preserve"> </w:t>
+      </w:r>
+    </w:p>
+    <w:p>
+      <w:pPr>
+        <w:pStyle w:val="Heading2"/>
+      </w:pPr>
+      <w:r>
+        <w:t>6. Graphics</w:t>
+      </w:r>
+    </w:p>
+    <w:p>
+      <w:pPr>
+        <w:rPr>
+          <w:sz w:val="24"/>
+        </w:rPr>
+      </w:pPr>
+    </w:p>
+    <w:p>
+      <w:r>
+        <w:rPr>
+          <w:sz w:val="24"/>
+        </w:rPr>
+        <w:t>6.1 Styles</w:t>
+      </w:r>
+    </w:p>
+    <w:p>
+      <w:r>
+        <w:rPr>
+          <w:sz w:val="24"/>
+        </w:rPr>
+        <w:t xml:space="preserve">        </w:t>
+      </w:r>
+      <w:r>
+        <w:rPr>
+          <w:sz w:val="24"/>
+        </w:rPr>
+        <w:tab/>
+      </w:r>
+      <w:r>
+        <w:rPr>
+          <w:sz w:val="24"/>
+        </w:rPr>
+        <w:t>Low-poly medieval style.</w:t>
+      </w:r>
+    </w:p>
+    <w:p>
+      <w:r>
+        <w:rPr>
+          <w:sz w:val="24"/>
+        </w:rPr>
+        <w:t xml:space="preserve"> </w:t>
+      </w:r>
+    </w:p>
+    <w:p>
+      <w:r>
+        <w:rPr>
+          <w:sz w:val="24"/>
+        </w:rPr>
+        <w:t>6.2 Fonts</w:t>
+      </w:r>
+    </w:p>
+    <w:p>
+      <w:r>
+        <w:rPr>
+          <w:sz w:val="24"/>
+        </w:rPr>
+        <w:t xml:space="preserve">        </w:t>
+      </w:r>
+      <w:r>
+        <w:rPr>
+          <w:sz w:val="24"/>
+        </w:rPr>
+        <w:tab/>
+      </w:r>
+      <w:r>
+        <w:rPr>
+          <w:sz w:val="24"/>
+        </w:rPr>
+        <w:t>Arial</w:t>
+      </w:r>
+    </w:p>
+    <w:p>
+      <w:r>
+        <w:rPr>
+          <w:sz w:val="24"/>
+        </w:rPr>
+        <w:t xml:space="preserve"> </w:t>
+      </w:r>
+    </w:p>
+    <w:p>
+      <w:r>
+        <w:rPr>
+          <w:sz w:val="24"/>
+        </w:rPr>
+        <w:t>6.3 Colours</w:t>
+      </w:r>
+    </w:p>
+    <w:p>
+      <w:r>
+        <w:rPr>
+          <w:sz w:val="24"/>
+        </w:rPr>
+        <w:t xml:space="preserve">        </w:t>
+      </w:r>
+      <w:r>
+        <w:rPr>
+          <w:sz w:val="24"/>
+        </w:rPr>
+        <w:tab/>
+      </w:r>
+      <w:r>
+        <w:rPr>
+          <w:sz w:val="24"/>
+        </w:rPr>
+        <w:t>#</w:t>
+      </w:r>
+      <w:r>
+        <w:rPr>
+          <w:sz w:val="24"/>
+        </w:rPr>
+        <w:t>9C230B</w:t>
+      </w:r>
+      <w:r>
+        <w:rPr>
+          <w:sz w:val="24"/>
+        </w:rPr>
+        <w:t xml:space="preserve"> orangey-</w:t>
+      </w:r>
+      <w:proofErr w:type="gramStart"/>
+      <w:r>
+        <w:rPr>
+          <w:sz w:val="24"/>
+        </w:rPr>
+        <w:t>brown ,</w:t>
+      </w:r>
+      <w:proofErr w:type="gramEnd"/>
+      <w:r>
+        <w:rPr>
+          <w:sz w:val="24"/>
+        </w:rPr>
+        <w:t xml:space="preserve"> #</w:t>
+      </w:r>
+      <w:r>
+        <w:rPr>
+          <w:sz w:val="24"/>
+        </w:rPr>
+        <w:t>D5E0ED</w:t>
+      </w:r>
+      <w:r>
+        <w:rPr>
+          <w:sz w:val="24"/>
+        </w:rPr>
+        <w:t xml:space="preserve"> steel colour</w:t>
+      </w:r>
+    </w:p>
+    <w:p>
+      <w:r>
+        <w:rPr>
+          <w:sz w:val="24"/>
+        </w:rPr>
+        <w:t xml:space="preserve"> </w:t>
+      </w:r>
+    </w:p>
+    <w:p>
+      <w:r>
+        <w:rPr>
+          <w:sz w:val="24"/>
+        </w:rPr>
+        <w:t>6.4 Influences</w:t>
+      </w:r>
+    </w:p>
+    <w:p>
+      <w:r>
+        <w:rPr>
+          <w:sz w:val="24"/>
+        </w:rPr>
+        <w:t xml:space="preserve">        </w:t>
+      </w:r>
+      <w:r>
+        <w:rPr>
+          <w:sz w:val="24"/>
+        </w:rPr>
+        <w:tab/>
+      </w:r>
+      <w:r>
+        <w:rPr>
+          <w:sz w:val="24"/>
+        </w:rPr>
+        <w:t xml:space="preserve">Overcooked’ s ticket and ordering system. Schedule 1 low poly style. Va11 Hall-a’s bar tender simulation. </w:t>
+      </w:r>
+    </w:p>
+    <w:p>
+      <w:r>
+        <w:rPr>
+          <w:sz w:val="24"/>
+        </w:rPr>
+        <w:t xml:space="preserve"> </w:t>
+      </w:r>
+    </w:p>
+    <w:p>
+      <w:r>
+        <w:rPr>
+          <w:sz w:val="24"/>
+        </w:rPr>
+        <w:t>6.5 Look &amp; Feel</w:t>
+      </w:r>
+    </w:p>
+    <w:p>
+      <w:r>
+        <w:rPr>
+          <w:sz w:val="24"/>
+        </w:rPr>
+        <w:t xml:space="preserve">        </w:t>
+      </w:r>
+      <w:r>
+        <w:rPr>
+          <w:sz w:val="24"/>
+        </w:rPr>
+        <w:tab/>
+      </w:r>
+      <w:r>
+        <w:rPr>
+          <w:color w:val="000000" w:themeColor="text1"/>
+          <w:sz w:val="24"/>
+          <w:highlight w:val="yellow"/>
+        </w:rPr>
+        <w:t>Provide visual overview and represent core mechanic in Include initial concept art, characters, environment, UI, level design, menus, scoring…</w:t>
       </w:r>
       <w:bookmarkStart w:id="0" w:name="_GoBack"/>
       <w:bookmarkEnd w:id="0"/>
@@ -1252,22 +1496,22 @@
         <w:pStyle w:val="Heading2"/>
       </w:pPr>
       <w:r>
-        <w:t>6. Graphics</w:t>
-      </w:r>
-    </w:p>
-    <w:p>
-      <w:pPr>
-        <w:rPr>
-          <w:sz w:val="24"/>
-        </w:rPr>
-      </w:pPr>
-    </w:p>
-    <w:p>
-      <w:r>
-        <w:rPr>
-          <w:sz w:val="24"/>
-        </w:rPr>
-        <w:t>6.1 Styles</w:t>
+        <w:t>7. Data storage</w:t>
+      </w:r>
+    </w:p>
+    <w:p>
+      <w:pPr>
+        <w:rPr>
+          <w:sz w:val="24"/>
+        </w:rPr>
+      </w:pPr>
+    </w:p>
+    <w:p>
+      <w:r>
+        <w:rPr>
+          <w:sz w:val="24"/>
+        </w:rPr>
+        <w:t>7.1 Local data</w:t>
       </w:r>
     </w:p>
     <w:p>
@@ -1282,23 +1526,28 @@
           <w:sz w:val="24"/>
         </w:rPr>
         <w:tab/>
-        <w:t>Grunge, light, casual...</w:t>
-      </w:r>
-    </w:p>
-    <w:p>
-      <w:r>
-        <w:rPr>
-          <w:sz w:val="24"/>
-        </w:rPr>
-        <w:t xml:space="preserve"> </w:t>
-      </w:r>
-    </w:p>
-    <w:p>
-      <w:r>
-        <w:rPr>
-          <w:sz w:val="24"/>
-        </w:rPr>
-        <w:t>6.2 Fonts</w:t>
+      </w:r>
+      <w:r>
+        <w:rPr>
+          <w:sz w:val="24"/>
+        </w:rPr>
+        <w:t>None for demo, Game progress in the future</w:t>
+      </w:r>
+    </w:p>
+    <w:p>
+      <w:r>
+        <w:rPr>
+          <w:sz w:val="24"/>
+        </w:rPr>
+        <w:t xml:space="preserve"> </w:t>
+      </w:r>
+    </w:p>
+    <w:p>
+      <w:r>
+        <w:rPr>
+          <w:sz w:val="24"/>
+        </w:rPr>
+        <w:t>7.2 Online data</w:t>
       </w:r>
     </w:p>
     <w:p>
@@ -1314,35 +1563,27 @@
         </w:rPr>
         <w:tab/>
       </w:r>
-      <w:proofErr w:type="spellStart"/>
-      <w:r>
-        <w:rPr>
-          <w:sz w:val="24"/>
-        </w:rPr>
-        <w:t>Prefered</w:t>
-      </w:r>
-      <w:proofErr w:type="spellEnd"/>
-      <w:r>
-        <w:rPr>
-          <w:sz w:val="24"/>
-        </w:rPr>
-        <w:t xml:space="preserve"> fonts.</w:t>
-      </w:r>
-    </w:p>
-    <w:p>
-      <w:r>
-        <w:rPr>
-          <w:sz w:val="24"/>
-        </w:rPr>
-        <w:t xml:space="preserve"> </w:t>
-      </w:r>
-    </w:p>
-    <w:p>
-      <w:r>
-        <w:rPr>
-          <w:sz w:val="24"/>
-        </w:rPr>
-        <w:t>6.3 Colours</w:t>
+      <w:r>
+        <w:rPr>
+          <w:sz w:val="24"/>
+        </w:rPr>
+        <w:t>None.</w:t>
+      </w:r>
+    </w:p>
+    <w:p>
+      <w:r>
+        <w:rPr>
+          <w:sz w:val="24"/>
+        </w:rPr>
+        <w:t xml:space="preserve"> </w:t>
+      </w:r>
+    </w:p>
+    <w:p>
+      <w:r>
+        <w:rPr>
+          <w:sz w:val="24"/>
+        </w:rPr>
+        <w:t>7.3 Social data</w:t>
       </w:r>
     </w:p>
     <w:p>
@@ -1357,23 +1598,28 @@
           <w:sz w:val="24"/>
         </w:rPr>
         <w:tab/>
-        <w:t>Hexadecimal format (#RRGGBB).</w:t>
-      </w:r>
-    </w:p>
-    <w:p>
-      <w:r>
-        <w:rPr>
-          <w:sz w:val="24"/>
-        </w:rPr>
-        <w:t xml:space="preserve"> </w:t>
-      </w:r>
-    </w:p>
-    <w:p>
-      <w:r>
-        <w:rPr>
-          <w:sz w:val="24"/>
-        </w:rPr>
-        <w:t>6.4 Influences</w:t>
+      </w:r>
+      <w:r>
+        <w:rPr>
+          <w:sz w:val="24"/>
+        </w:rPr>
+        <w:t>None.</w:t>
+      </w:r>
+    </w:p>
+    <w:p>
+      <w:r>
+        <w:rPr>
+          <w:sz w:val="24"/>
+        </w:rPr>
+        <w:t xml:space="preserve"> </w:t>
+      </w:r>
+    </w:p>
+    <w:p>
+      <w:r>
+        <w:rPr>
+          <w:sz w:val="24"/>
+        </w:rPr>
+        <w:t>7.4 Statistical data</w:t>
       </w:r>
     </w:p>
     <w:p>
@@ -1388,23 +1634,96 @@
           <w:sz w:val="24"/>
         </w:rPr>
         <w:tab/>
-        <w:t>Other games, film etc Include some reference material (screenshots of related products) links etc.</w:t>
-      </w:r>
-    </w:p>
-    <w:p>
-      <w:r>
-        <w:rPr>
-          <w:sz w:val="24"/>
-        </w:rPr>
-        <w:t xml:space="preserve"> </w:t>
-      </w:r>
-    </w:p>
-    <w:p>
-      <w:r>
-        <w:rPr>
-          <w:sz w:val="24"/>
-        </w:rPr>
-        <w:t>6.5 Look &amp; Feel</w:t>
+      </w:r>
+      <w:r>
+        <w:rPr>
+          <w:sz w:val="24"/>
+        </w:rPr>
+        <w:t>None.</w:t>
+      </w:r>
+    </w:p>
+    <w:p>
+      <w:r>
+        <w:rPr>
+          <w:sz w:val="24"/>
+        </w:rPr>
+        <w:t xml:space="preserve"> </w:t>
+      </w:r>
+    </w:p>
+    <w:p>
+      <w:pPr>
+        <w:rPr>
+          <w:sz w:val="24"/>
+        </w:rPr>
+      </w:pPr>
+      <w:r>
+        <w:rPr>
+          <w:sz w:val="24"/>
+        </w:rPr>
+        <w:t>7.5 Legal and Ethical Considerations</w:t>
+      </w:r>
+    </w:p>
+    <w:p>
+      <w:r>
+        <w:lastRenderedPageBreak/>
+        <w:tab/>
+      </w:r>
+      <w:r>
+        <w:rPr>
+          <w:sz w:val="24"/>
+        </w:rPr>
+        <w:t>Target audience is 16+ due to the alcohol content included. No personal data collected. Only correct Copyright assets will be used (Creative Commons) with credits given. Disclaimer of alcohol content at start of the game.</w:t>
+      </w:r>
+    </w:p>
+    <w:p/>
+    <w:p>
+      <w:pPr>
+        <w:pStyle w:val="Heading2"/>
+      </w:pPr>
+      <w:r>
+        <w:t>8. Gameplay</w:t>
+      </w:r>
+    </w:p>
+    <w:p>
+      <w:pPr>
+        <w:rPr>
+          <w:sz w:val="24"/>
+        </w:rPr>
+      </w:pPr>
+    </w:p>
+    <w:p>
+      <w:r>
+        <w:rPr>
+          <w:sz w:val="24"/>
+        </w:rPr>
+        <w:t>8.1 World</w:t>
+      </w:r>
+    </w:p>
+    <w:p>
+      <w:pPr>
+        <w:ind w:firstLine="720"/>
+      </w:pPr>
+      <w:r>
+        <w:rPr>
+          <w:sz w:val="24"/>
+        </w:rPr>
+        <w:t>A late medieval tavern scene of mainly the bar area which is where the ingredients will be stored. Some background scene will be included to show NPC’s ordering and their feedback and price they pay.</w:t>
+      </w:r>
+    </w:p>
+    <w:p>
+      <w:r>
+        <w:rPr>
+          <w:sz w:val="24"/>
+        </w:rPr>
+        <w:t xml:space="preserve"> </w:t>
+      </w:r>
+    </w:p>
+    <w:p>
+      <w:r>
+        <w:rPr>
+          <w:sz w:val="24"/>
+        </w:rPr>
+        <w:t>8.2 Object types</w:t>
       </w:r>
     </w:p>
     <w:p>
@@ -1419,38 +1738,28 @@
           <w:sz w:val="24"/>
         </w:rPr>
         <w:tab/>
-        <w:t>Provide visual overview and represent core mechanic in Include initial concept art, characters, environment, UI, level design, menus, scoring…</w:t>
-      </w:r>
-    </w:p>
-    <w:p>
-      <w:r>
-        <w:rPr>
-          <w:sz w:val="24"/>
-        </w:rPr>
-        <w:t xml:space="preserve"> </w:t>
-      </w:r>
-    </w:p>
-    <w:p>
-      <w:pPr>
-        <w:pStyle w:val="Heading2"/>
-      </w:pPr>
-      <w:r>
-        <w:t>7. Data storage</w:t>
-      </w:r>
-    </w:p>
-    <w:p>
-      <w:pPr>
-        <w:rPr>
-          <w:sz w:val="24"/>
-        </w:rPr>
-      </w:pPr>
-    </w:p>
-    <w:p>
-      <w:r>
-        <w:rPr>
-          <w:sz w:val="24"/>
-        </w:rPr>
-        <w:t>7.1 Local data</w:t>
+      </w:r>
+      <w:r>
+        <w:rPr>
+          <w:sz w:val="24"/>
+        </w:rPr>
+        <w:t>The player will be able to interact with the ingredients such as the alcohol, mixers, ice, garnishes, the glass the drink will be served in, the mixing instruments and the order tickets and serving area.</w:t>
+      </w:r>
+    </w:p>
+    <w:p>
+      <w:r>
+        <w:rPr>
+          <w:sz w:val="24"/>
+        </w:rPr>
+        <w:t xml:space="preserve"> </w:t>
+      </w:r>
+    </w:p>
+    <w:p>
+      <w:r>
+        <w:rPr>
+          <w:sz w:val="24"/>
+        </w:rPr>
+        <w:t>8.3 Controls</w:t>
       </w:r>
     </w:p>
     <w:p>
@@ -1465,23 +1774,28 @@
           <w:sz w:val="24"/>
         </w:rPr>
         <w:tab/>
-        <w:t>What’s stored locally.</w:t>
-      </w:r>
-    </w:p>
-    <w:p>
-      <w:r>
-        <w:rPr>
-          <w:sz w:val="24"/>
-        </w:rPr>
-        <w:t xml:space="preserve"> </w:t>
-      </w:r>
-    </w:p>
-    <w:p>
-      <w:r>
-        <w:rPr>
-          <w:sz w:val="24"/>
-        </w:rPr>
-        <w:t>7.2 Online data</w:t>
+      </w:r>
+      <w:r>
+        <w:rPr>
+          <w:sz w:val="24"/>
+        </w:rPr>
+        <w:t>Mouse controls only.</w:t>
+      </w:r>
+    </w:p>
+    <w:p>
+      <w:r>
+        <w:rPr>
+          <w:sz w:val="24"/>
+        </w:rPr>
+        <w:t xml:space="preserve"> </w:t>
+      </w:r>
+    </w:p>
+    <w:p>
+      <w:r>
+        <w:rPr>
+          <w:sz w:val="24"/>
+        </w:rPr>
+        <w:t>8.4 Direct control</w:t>
       </w:r>
     </w:p>
     <w:p>
@@ -1496,23 +1810,29 @@
           <w:sz w:val="24"/>
         </w:rPr>
         <w:tab/>
-        <w:t>Data on the servers...</w:t>
-      </w:r>
-    </w:p>
-    <w:p>
-      <w:r>
-        <w:rPr>
-          <w:sz w:val="24"/>
-        </w:rPr>
-        <w:t xml:space="preserve"> </w:t>
-      </w:r>
-    </w:p>
-    <w:p>
-      <w:r>
-        <w:rPr>
-          <w:sz w:val="24"/>
-        </w:rPr>
-        <w:t>7.3 Social data</w:t>
+      </w:r>
+      <w:r>
+        <w:rPr>
+          <w:sz w:val="24"/>
+          <w:highlight w:val="yellow"/>
+        </w:rPr>
+        <w:t>Explanation of controls. (diagram)</w:t>
+      </w:r>
+    </w:p>
+    <w:p>
+      <w:r>
+        <w:rPr>
+          <w:sz w:val="24"/>
+        </w:rPr>
+        <w:t xml:space="preserve"> </w:t>
+      </w:r>
+    </w:p>
+    <w:p>
+      <w:r>
+        <w:rPr>
+          <w:sz w:val="24"/>
+        </w:rPr>
+        <w:t>8.5 Indirect control</w:t>
       </w:r>
     </w:p>
     <w:p>
@@ -1527,262 +1847,12 @@
           <w:sz w:val="24"/>
         </w:rPr>
         <w:tab/>
-        <w:t>If any.</w:t>
-      </w:r>
-    </w:p>
-    <w:p>
-      <w:r>
-        <w:rPr>
-          <w:sz w:val="24"/>
-        </w:rPr>
-        <w:t xml:space="preserve"> </w:t>
-      </w:r>
-    </w:p>
-    <w:p>
-      <w:r>
-        <w:rPr>
-          <w:sz w:val="24"/>
-        </w:rPr>
-        <w:t>7.4 Statistical data</w:t>
-      </w:r>
-    </w:p>
-    <w:p>
-      <w:r>
-        <w:rPr>
-          <w:sz w:val="24"/>
-        </w:rPr>
-        <w:t xml:space="preserve">        </w:t>
-      </w:r>
-      <w:r>
-        <w:rPr>
-          <w:sz w:val="24"/>
-        </w:rPr>
-        <w:tab/>
-        <w:t>Game analytics.</w:t>
-      </w:r>
-    </w:p>
-    <w:p>
-      <w:r>
-        <w:rPr>
-          <w:sz w:val="24"/>
-        </w:rPr>
-        <w:t xml:space="preserve"> </w:t>
-      </w:r>
-    </w:p>
-    <w:p>
-      <w:r>
-        <w:rPr>
-          <w:sz w:val="24"/>
-        </w:rPr>
-        <w:t>7.5 Legal and Ethical Considerations</w:t>
-      </w:r>
-    </w:p>
-    <w:p>
-      <w:r>
-        <w:rPr>
-          <w:sz w:val="24"/>
-        </w:rPr>
-        <w:lastRenderedPageBreak/>
-        <w:t xml:space="preserve">        </w:t>
-      </w:r>
-      <w:r>
-        <w:rPr>
-          <w:sz w:val="24"/>
-        </w:rPr>
-        <w:tab/>
-        <w:t xml:space="preserve">Target audience/age rating Privacy &amp; personal data/user profiles Copyright, </w:t>
-      </w:r>
-      <w:proofErr w:type="gramStart"/>
-      <w:r>
-        <w:rPr>
-          <w:sz w:val="24"/>
-        </w:rPr>
-        <w:t xml:space="preserve">credits,   </w:t>
-      </w:r>
-      <w:proofErr w:type="gramEnd"/>
-      <w:r>
-        <w:rPr>
-          <w:sz w:val="24"/>
-        </w:rPr>
-        <w:t xml:space="preserve">      </w:t>
-      </w:r>
-      <w:r>
-        <w:rPr>
-          <w:sz w:val="24"/>
-        </w:rPr>
-        <w:tab/>
-        <w:t>acknowledgements and disclaimers</w:t>
-      </w:r>
-    </w:p>
-    <w:p>
-      <w:pPr>
-        <w:pStyle w:val="Heading2"/>
-      </w:pPr>
-      <w:r>
-        <w:t>8. Gameplay</w:t>
-      </w:r>
-    </w:p>
-    <w:p>
-      <w:pPr>
-        <w:rPr>
-          <w:sz w:val="24"/>
-        </w:rPr>
-      </w:pPr>
-    </w:p>
-    <w:p>
-      <w:r>
-        <w:rPr>
-          <w:sz w:val="24"/>
-        </w:rPr>
-        <w:t>8.1 World</w:t>
-      </w:r>
-    </w:p>
-    <w:p>
-      <w:pPr>
-        <w:ind w:firstLine="720"/>
-      </w:pPr>
-      <w:r>
-        <w:rPr>
-          <w:sz w:val="24"/>
-        </w:rPr>
-        <w:t>Description of the game world.</w:t>
-      </w:r>
-    </w:p>
-    <w:p>
-      <w:r>
-        <w:rPr>
-          <w:sz w:val="24"/>
-        </w:rPr>
-        <w:t xml:space="preserve"> </w:t>
-      </w:r>
-    </w:p>
-    <w:p>
-      <w:r>
-        <w:rPr>
-          <w:sz w:val="24"/>
-        </w:rPr>
-        <w:t>8.2 Object types</w:t>
-      </w:r>
-    </w:p>
-    <w:p>
-      <w:r>
-        <w:rPr>
-          <w:sz w:val="24"/>
-        </w:rPr>
-        <w:t xml:space="preserve">        </w:t>
-      </w:r>
-      <w:r>
-        <w:rPr>
-          <w:sz w:val="24"/>
-        </w:rPr>
-        <w:tab/>
-        <w:t>Game objects the player can directly and indirectly interact with.</w:t>
-      </w:r>
-    </w:p>
-    <w:p>
-      <w:r>
-        <w:rPr>
-          <w:sz w:val="24"/>
-        </w:rPr>
-        <w:t xml:space="preserve"> </w:t>
-      </w:r>
-    </w:p>
-    <w:p>
-      <w:r>
-        <w:rPr>
-          <w:sz w:val="24"/>
-        </w:rPr>
-        <w:t>8.3 Controls</w:t>
-      </w:r>
-    </w:p>
-    <w:p>
-      <w:r>
-        <w:rPr>
-          <w:sz w:val="24"/>
-        </w:rPr>
-        <w:t xml:space="preserve">        </w:t>
-      </w:r>
-      <w:r>
-        <w:rPr>
-          <w:sz w:val="24"/>
-        </w:rPr>
-        <w:tab/>
-        <w:t xml:space="preserve">Type of </w:t>
-      </w:r>
-      <w:proofErr w:type="gramStart"/>
-      <w:r>
-        <w:rPr>
-          <w:sz w:val="24"/>
-        </w:rPr>
-        <w:t>controls(</w:t>
-      </w:r>
-      <w:proofErr w:type="gramEnd"/>
-      <w:r>
-        <w:rPr>
-          <w:sz w:val="24"/>
-        </w:rPr>
-        <w:t>mouse, keys...)</w:t>
-      </w:r>
-    </w:p>
-    <w:p>
-      <w:r>
-        <w:rPr>
-          <w:sz w:val="24"/>
-        </w:rPr>
-        <w:t xml:space="preserve"> </w:t>
-      </w:r>
-    </w:p>
-    <w:p>
-      <w:r>
-        <w:rPr>
-          <w:sz w:val="24"/>
-        </w:rPr>
-        <w:t>8.4 Direct control</w:t>
-      </w:r>
-    </w:p>
-    <w:p>
-      <w:r>
-        <w:rPr>
-          <w:sz w:val="24"/>
-        </w:rPr>
-        <w:t xml:space="preserve">        </w:t>
-      </w:r>
-      <w:r>
-        <w:rPr>
-          <w:sz w:val="24"/>
-        </w:rPr>
-        <w:tab/>
-        <w:t>Explanation of controls. (diagram)</w:t>
-      </w:r>
-    </w:p>
-    <w:p>
-      <w:r>
-        <w:rPr>
-          <w:sz w:val="24"/>
-        </w:rPr>
-        <w:t xml:space="preserve"> </w:t>
-      </w:r>
-    </w:p>
-    <w:p>
-      <w:r>
-        <w:rPr>
-          <w:sz w:val="24"/>
-        </w:rPr>
-        <w:t>8.5 Indirect control</w:t>
-      </w:r>
-    </w:p>
-    <w:p>
-      <w:r>
-        <w:rPr>
-          <w:sz w:val="24"/>
-        </w:rPr>
-        <w:t xml:space="preserve">        </w:t>
-      </w:r>
-      <w:r>
-        <w:rPr>
-          <w:sz w:val="24"/>
-        </w:rPr>
-        <w:tab/>
+      </w:r>
+      <w:r>
+        <w:rPr>
+          <w:sz w:val="24"/>
+          <w:highlight w:val="yellow"/>
+        </w:rPr>
         <w:t>AI or other types of indirect control.</w:t>
       </w:r>
     </w:p>
@@ -1853,7 +1923,12 @@
           <w:sz w:val="24"/>
         </w:rPr>
         <w:tab/>
-        <w:t>Start screen ...</w:t>
+      </w:r>
+      <w:r>
+        <w:rPr>
+          <w:sz w:val="24"/>
+        </w:rPr>
+        <w:t>Main menu.</w:t>
       </w:r>
     </w:p>
     <w:p>
@@ -1884,7 +1959,12 @@
           <w:sz w:val="24"/>
         </w:rPr>
         <w:tab/>
-        <w:t>Game overlay.</w:t>
+      </w:r>
+      <w:r>
+        <w:rPr>
+          <w:sz w:val="24"/>
+        </w:rPr>
+        <w:t>Amount of money. NPC comments about service. Hub world menu with night overview and upgrade purchasing.</w:t>
       </w:r>
     </w:p>
     <w:p>
@@ -1915,7 +1995,12 @@
           <w:sz w:val="24"/>
         </w:rPr>
         <w:tab/>
-        <w:t>Options available on game pause.</w:t>
+      </w:r>
+      <w:r>
+        <w:rPr>
+          <w:sz w:val="24"/>
+        </w:rPr>
+        <w:t>Resume and return to menu buttons.</w:t>
       </w:r>
     </w:p>
     <w:p>
@@ -1946,7 +2031,12 @@
           <w:sz w:val="24"/>
         </w:rPr>
         <w:tab/>
-        <w:t>Game adjustments, graphics, sound etc.</w:t>
+      </w:r>
+      <w:r>
+        <w:rPr>
+          <w:sz w:val="24"/>
+        </w:rPr>
+        <w:t>SFX slider and Music slider to adjust sound volumes.</w:t>
       </w:r>
     </w:p>
     <w:p>
@@ -1977,7 +2067,26 @@
           <w:sz w:val="24"/>
         </w:rPr>
         <w:tab/>
-        <w:t>High score submission, social integration …</w:t>
+      </w:r>
+      <w:r>
+        <w:rPr>
+          <w:sz w:val="24"/>
+        </w:rPr>
+        <w:t xml:space="preserve">Triggered when rent </w:t>
+      </w:r>
+      <w:proofErr w:type="gramStart"/>
+      <w:r>
+        <w:rPr>
+          <w:sz w:val="24"/>
+        </w:rPr>
+        <w:t>cant</w:t>
+      </w:r>
+      <w:proofErr w:type="gramEnd"/>
+      <w:r>
+        <w:rPr>
+          <w:sz w:val="24"/>
+        </w:rPr>
+        <w:t xml:space="preserve"> be paid. Game overview stats such as drinks served money earned and night you made it to.</w:t>
       </w:r>
     </w:p>
     <w:p/>
@@ -2000,6 +2109,7 @@
       <w:r>
         <w:rPr>
           <w:sz w:val="24"/>
+          <w:highlight w:val="yellow"/>
         </w:rPr>
         <w:t>Credit 3rd party resources; tutorials, asset store, libraries</w:t>
       </w:r>
